--- a/docs/solicitud-compra.docx
+++ b/docs/solicitud-compra.docx
@@ -83,6 +83,192 @@
               <w:pStyle w:val="Celda"/>
             </w:pPr>
             <w:r>
+              <w:t xml:space="preserve">Código</w:t>
+            </w:r>
+          </w:p>
+        </w:tc>
+        <w:tc>
+          <w:tcPr>
+            <w:tcW w:w="6803" w:type="dxa"/>
+          </w:tcPr>
+          <w:p>
+            <w:pPr>
+              <w:pStyle w:val="Celda"/>
+            </w:pPr>
+            <w:r>
+              <w:t xml:space="preserve">Por completar</w:t>
+            </w:r>
+          </w:p>
+        </w:tc>
+      </w:tr>
+      <w:tr>
+        <w:trPr>
+          <w:cantSplit/>
+        </w:trPr>
+        <w:tc>
+          <w:tcPr>
+            <w:tcW w:w="2834" w:type="dxa"/>
+          </w:tcPr>
+          <w:p>
+            <w:pPr>
+              <w:pStyle w:val="Celda"/>
+            </w:pPr>
+            <w:r>
+              <w:t xml:space="preserve">Versión</w:t>
+            </w:r>
+          </w:p>
+        </w:tc>
+        <w:tc>
+          <w:tcPr>
+            <w:tcW w:w="6803" w:type="dxa"/>
+          </w:tcPr>
+          <w:p>
+            <w:pPr>
+              <w:pStyle w:val="Celda"/>
+            </w:pPr>
+            <w:r>
+              <w:t xml:space="preserve">Por completar</w:t>
+            </w:r>
+          </w:p>
+        </w:tc>
+      </w:tr>
+      <w:tr>
+        <w:trPr>
+          <w:cantSplit/>
+        </w:trPr>
+        <w:tc>
+          <w:tcPr>
+            <w:tcW w:w="2834" w:type="dxa"/>
+          </w:tcPr>
+          <w:p>
+            <w:pPr>
+              <w:pStyle w:val="Celda"/>
+            </w:pPr>
+            <w:r>
+              <w:t xml:space="preserve">Responsable del proceso</w:t>
+            </w:r>
+          </w:p>
+        </w:tc>
+        <w:tc>
+          <w:tcPr>
+            <w:tcW w:w="6803" w:type="dxa"/>
+          </w:tcPr>
+          <w:p>
+            <w:pPr>
+              <w:pStyle w:val="Celda"/>
+            </w:pPr>
+            <w:r>
+              <w:t xml:space="preserve">Por completar</w:t>
+            </w:r>
+          </w:p>
+        </w:tc>
+      </w:tr>
+      <w:tr>
+        <w:trPr>
+          <w:cantSplit/>
+        </w:trPr>
+        <w:tc>
+          <w:tcPr>
+            <w:tcW w:w="2834" w:type="dxa"/>
+          </w:tcPr>
+          <w:p>
+            <w:pPr>
+              <w:pStyle w:val="Celda"/>
+            </w:pPr>
+            <w:r>
+              <w:t xml:space="preserve">Elaborado por</w:t>
+            </w:r>
+          </w:p>
+        </w:tc>
+        <w:tc>
+          <w:tcPr>
+            <w:tcW w:w="6803" w:type="dxa"/>
+          </w:tcPr>
+          <w:p>
+            <w:pPr>
+              <w:pStyle w:val="Celda"/>
+            </w:pPr>
+            <w:r>
+              <w:t xml:space="preserve">Por completar</w:t>
+            </w:r>
+          </w:p>
+        </w:tc>
+      </w:tr>
+      <w:tr>
+        <w:trPr>
+          <w:cantSplit/>
+        </w:trPr>
+        <w:tc>
+          <w:tcPr>
+            <w:tcW w:w="2834" w:type="dxa"/>
+          </w:tcPr>
+          <w:p>
+            <w:pPr>
+              <w:pStyle w:val="Celda"/>
+            </w:pPr>
+            <w:r>
+              <w:t xml:space="preserve">Revisado por</w:t>
+            </w:r>
+          </w:p>
+        </w:tc>
+        <w:tc>
+          <w:tcPr>
+            <w:tcW w:w="6803" w:type="dxa"/>
+          </w:tcPr>
+          <w:p>
+            <w:pPr>
+              <w:pStyle w:val="Celda"/>
+            </w:pPr>
+            <w:r>
+              <w:t xml:space="preserve">Por completar</w:t>
+            </w:r>
+          </w:p>
+        </w:tc>
+      </w:tr>
+      <w:tr>
+        <w:trPr>
+          <w:cantSplit/>
+        </w:trPr>
+        <w:tc>
+          <w:tcPr>
+            <w:tcW w:w="2834" w:type="dxa"/>
+          </w:tcPr>
+          <w:p>
+            <w:pPr>
+              <w:pStyle w:val="Celda"/>
+            </w:pPr>
+            <w:r>
+              <w:t xml:space="preserve">Aprobado por</w:t>
+            </w:r>
+          </w:p>
+        </w:tc>
+        <w:tc>
+          <w:tcPr>
+            <w:tcW w:w="6803" w:type="dxa"/>
+          </w:tcPr>
+          <w:p>
+            <w:pPr>
+              <w:pStyle w:val="Celda"/>
+            </w:pPr>
+            <w:r>
+              <w:t xml:space="preserve">Por completar</w:t>
+            </w:r>
+          </w:p>
+        </w:tc>
+      </w:tr>
+      <w:tr>
+        <w:trPr>
+          <w:cantSplit/>
+        </w:trPr>
+        <w:tc>
+          <w:tcPr>
+            <w:tcW w:w="2834" w:type="dxa"/>
+          </w:tcPr>
+          <w:p>
+            <w:pPr>
+              <w:pStyle w:val="Celda"/>
+            </w:pPr>
+            <w:r>
               <w:t xml:space="preserve">Fecha</w:t>
             </w:r>
           </w:p>
@@ -97,37 +283,6 @@
             </w:pPr>
             <w:r>
               <w:t xml:space="preserve">2026-10-26</w:t>
-            </w:r>
-          </w:p>
-        </w:tc>
-      </w:tr>
-      <w:tr>
-        <w:trPr>
-          <w:cantSplit/>
-        </w:trPr>
-        <w:tc>
-          <w:tcPr>
-            <w:tcW w:w="2834" w:type="dxa"/>
-          </w:tcPr>
-          <w:p>
-            <w:pPr>
-              <w:pStyle w:val="Celda"/>
-            </w:pPr>
-            <w:r>
-              <w:t xml:space="preserve">Generado con</w:t>
-            </w:r>
-          </w:p>
-        </w:tc>
-        <w:tc>
-          <w:tcPr>
-            <w:tcW w:w="6803" w:type="dxa"/>
-          </w:tcPr>
-          <w:p>
-            <w:pPr>
-              <w:pStyle w:val="Celda"/>
-            </w:pPr>
-            <w:r>
-              <w:t xml:space="preserve">bizagi-cli 0.3.0 (BPMN 2.0 para Bizagi Modeler)</w:t>
             </w:r>
           </w:p>
         </w:tc>
@@ -152,7 +307,7 @@
         <w:pStyle w:val="Heading1"/>
       </w:pPr>
       <w:r>
-        <w:t xml:space="preserve">2. Participantes y roles</w:t>
+        <w:t xml:space="preserve">2. Roles y responsabilidades</w:t>
       </w:r>
     </w:p>
     <w:tbl>
@@ -162,9 +317,9 @@
         <w:tblLayout w:type="fixed"/>
       </w:tblPr>
       <w:tblGrid>
-        <w:gridCol w:w="2224"/>
-        <w:gridCol w:w="3706"/>
-        <w:gridCol w:w="3706"/>
+        <w:gridCol w:w="2123"/>
+        <w:gridCol w:w="4573"/>
+        <w:gridCol w:w="2940"/>
       </w:tblGrid>
       <w:tr>
         <w:trPr>
@@ -173,7 +328,7 @@
         </w:trPr>
         <w:tc>
           <w:tcPr>
-            <w:tcW w:w="2224" w:type="dxa"/>
+            <w:tcW w:w="2123" w:type="dxa"/>
             <w:shd w:val="clear" w:color="auto" w:fill="E8601C"/>
           </w:tcPr>
           <w:p>
@@ -185,13 +340,13 @@
                 <w:b/>
                 <w:color w:val="FFFFFF"/>
               </w:rPr>
-              <w:t xml:space="preserve">Participante</w:t>
-            </w:r>
-          </w:p>
-        </w:tc>
-        <w:tc>
-          <w:tcPr>
-            <w:tcW w:w="3706" w:type="dxa"/>
+              <w:t xml:space="preserve">Rol</w:t>
+            </w:r>
+          </w:p>
+        </w:tc>
+        <w:tc>
+          <w:tcPr>
+            <w:tcW w:w="4573" w:type="dxa"/>
             <w:shd w:val="clear" w:color="auto" w:fill="E8601C"/>
           </w:tcPr>
           <w:p>
@@ -203,13 +358,13 @@
                 <w:b/>
                 <w:color w:val="FFFFFF"/>
               </w:rPr>
-              <w:t xml:space="preserve">Roles (carriles)</w:t>
-            </w:r>
-          </w:p>
-        </w:tc>
-        <w:tc>
-          <w:tcPr>
-            <w:tcW w:w="3706" w:type="dxa"/>
+              <w:t xml:space="preserve">Actividades a cargo</w:t>
+            </w:r>
+          </w:p>
+        </w:tc>
+        <w:tc>
+          <w:tcPr>
+            <w:tcW w:w="2940" w:type="dxa"/>
             <w:shd w:val="clear" w:color="auto" w:fill="E8601C"/>
           </w:tcPr>
           <w:p>
@@ -232,51 +387,183 @@
         </w:trPr>
         <w:tc>
           <w:tcPr>
-            <w:tcW w:w="2224" w:type="dxa"/>
-          </w:tcPr>
-          <w:p>
-            <w:pPr>
-              <w:pStyle w:val="Celda"/>
-            </w:pPr>
-            <w:r>
-              <w:t xml:space="preserve">Empresa</w:t>
-            </w:r>
-          </w:p>
-        </w:tc>
-        <w:tc>
-          <w:tcPr>
-            <w:tcW w:w="3706" w:type="dxa"/>
-          </w:tcPr>
-          <w:p>
-            <w:pPr>
-              <w:pStyle w:val="Celda"/>
-            </w:pPr>
-            <w:r>
-              <w:t xml:space="preserve">Solicitante, Jefe de área, Compras, Finanzas</w:t>
-            </w:r>
-          </w:p>
-        </w:tc>
-        <w:tc>
-          <w:tcPr>
-            <w:tcW w:w="3706" w:type="dxa"/>
-          </w:tcPr>
-          <w:p>
-            <w:pPr>
-              <w:pStyle w:val="Celda"/>
-            </w:pPr>
-            <w:r>
-              <w:t xml:space="preserve">—</w:t>
-            </w:r>
-          </w:p>
-        </w:tc>
-      </w:tr>
-      <w:tr>
-        <w:trPr>
-          <w:cantSplit/>
-        </w:trPr>
-        <w:tc>
-          <w:tcPr>
-            <w:tcW w:w="2224" w:type="dxa"/>
+            <w:tcW w:w="2123" w:type="dxa"/>
+          </w:tcPr>
+          <w:p>
+            <w:pPr>
+              <w:pStyle w:val="Celda"/>
+            </w:pPr>
+            <w:r>
+              <w:t xml:space="preserve">Solicitante</w:t>
+            </w:r>
+          </w:p>
+        </w:tc>
+        <w:tc>
+          <w:tcPr>
+            <w:tcW w:w="4573" w:type="dxa"/>
+          </w:tcPr>
+          <w:p>
+            <w:pPr>
+              <w:pStyle w:val="Celda"/>
+            </w:pPr>
+            <w:r>
+              <w:t xml:space="preserve">Registrar solicitud; Corregir solicitud</w:t>
+            </w:r>
+          </w:p>
+        </w:tc>
+        <w:tc>
+          <w:tcPr>
+            <w:tcW w:w="2940" w:type="dxa"/>
+          </w:tcPr>
+          <w:p>
+            <w:pPr>
+              <w:pStyle w:val="Celda"/>
+            </w:pPr>
+            <w:r>
+              <w:t xml:space="preserve">—</w:t>
+            </w:r>
+          </w:p>
+        </w:tc>
+      </w:tr>
+      <w:tr>
+        <w:trPr>
+          <w:cantSplit/>
+        </w:trPr>
+        <w:tc>
+          <w:tcPr>
+            <w:tcW w:w="2123" w:type="dxa"/>
+          </w:tcPr>
+          <w:p>
+            <w:pPr>
+              <w:pStyle w:val="Celda"/>
+            </w:pPr>
+            <w:r>
+              <w:t xml:space="preserve">Jefe de área</w:t>
+            </w:r>
+          </w:p>
+        </w:tc>
+        <w:tc>
+          <w:tcPr>
+            <w:tcW w:w="4573" w:type="dxa"/>
+          </w:tcPr>
+          <w:p>
+            <w:pPr>
+              <w:pStyle w:val="Celda"/>
+            </w:pPr>
+            <w:r>
+              <w:t xml:space="preserve">Aprobar solicitud</w:t>
+            </w:r>
+          </w:p>
+        </w:tc>
+        <w:tc>
+          <w:tcPr>
+            <w:tcW w:w="2940" w:type="dxa"/>
+          </w:tcPr>
+          <w:p>
+            <w:pPr>
+              <w:pStyle w:val="Celda"/>
+            </w:pPr>
+            <w:r>
+              <w:t xml:space="preserve">—</w:t>
+            </w:r>
+          </w:p>
+        </w:tc>
+      </w:tr>
+      <w:tr>
+        <w:trPr>
+          <w:cantSplit/>
+        </w:trPr>
+        <w:tc>
+          <w:tcPr>
+            <w:tcW w:w="2123" w:type="dxa"/>
+          </w:tcPr>
+          <w:p>
+            <w:pPr>
+              <w:pStyle w:val="Celda"/>
+            </w:pPr>
+            <w:r>
+              <w:t xml:space="preserve">Compras</w:t>
+            </w:r>
+          </w:p>
+        </w:tc>
+        <w:tc>
+          <w:tcPr>
+            <w:tcW w:w="4573" w:type="dxa"/>
+          </w:tcPr>
+          <w:p>
+            <w:pPr>
+              <w:pStyle w:val="Celda"/>
+            </w:pPr>
+            <w:r>
+              <w:t xml:space="preserve">Solicitar cotización; Emitir orden de compra; Recibir bien</w:t>
+            </w:r>
+          </w:p>
+        </w:tc>
+        <w:tc>
+          <w:tcPr>
+            <w:tcW w:w="2940" w:type="dxa"/>
+          </w:tcPr>
+          <w:p>
+            <w:pPr>
+              <w:pStyle w:val="Celda"/>
+            </w:pPr>
+            <w:r>
+              <w:t xml:space="preserve">—</w:t>
+            </w:r>
+          </w:p>
+        </w:tc>
+      </w:tr>
+      <w:tr>
+        <w:trPr>
+          <w:cantSplit/>
+        </w:trPr>
+        <w:tc>
+          <w:tcPr>
+            <w:tcW w:w="2123" w:type="dxa"/>
+          </w:tcPr>
+          <w:p>
+            <w:pPr>
+              <w:pStyle w:val="Celda"/>
+            </w:pPr>
+            <w:r>
+              <w:t xml:space="preserve">Finanzas</w:t>
+            </w:r>
+          </w:p>
+        </w:tc>
+        <w:tc>
+          <w:tcPr>
+            <w:tcW w:w="4573" w:type="dxa"/>
+          </w:tcPr>
+          <w:p>
+            <w:pPr>
+              <w:pStyle w:val="Celda"/>
+            </w:pPr>
+            <w:r>
+              <w:t xml:space="preserve">Programar pago</w:t>
+            </w:r>
+          </w:p>
+        </w:tc>
+        <w:tc>
+          <w:tcPr>
+            <w:tcW w:w="2940" w:type="dxa"/>
+          </w:tcPr>
+          <w:p>
+            <w:pPr>
+              <w:pStyle w:val="Celda"/>
+            </w:pPr>
+            <w:r>
+              <w:t xml:space="preserve">—</w:t>
+            </w:r>
+          </w:p>
+        </w:tc>
+      </w:tr>
+      <w:tr>
+        <w:trPr>
+          <w:cantSplit/>
+        </w:trPr>
+        <w:tc>
+          <w:tcPr>
+            <w:tcW w:w="2123" w:type="dxa"/>
           </w:tcPr>
           <w:p>
             <w:pPr>
@@ -289,7 +576,7 @@
         </w:tc>
         <w:tc>
           <w:tcPr>
-            <w:tcW w:w="3706" w:type="dxa"/>
+            <w:tcW w:w="4573" w:type="dxa"/>
           </w:tcPr>
           <w:p>
             <w:pPr>
@@ -302,7 +589,7 @@
         </w:tc>
         <w:tc>
           <w:tcPr>
-            <w:tcW w:w="3706" w:type="dxa"/>
+            <w:tcW w:w="2940" w:type="dxa"/>
           </w:tcPr>
           <w:p>
             <w:pPr>
@@ -341,7 +628,7 @@
         <w:drawing>
           <wp:inline distT="0" distB="0" distL="0" distR="0">
             <wp:extent cx="9251950" cy="3542457"/>
-            <wp:docPr id="1" name="Diagrama del proceso" descr="Diagrama BPMN del proceso Solicitud de compra"/>
+            <wp:docPr id="1" name="Diagrama 1" descr="Diagrama BPMN del proceso Solicitud de compra"/>
             <wp:cNvGraphicFramePr>
               <a:graphicFrameLocks noChangeAspect="1"/>
             </wp:cNvGraphicFramePr>
@@ -349,14 +636,14 @@
               <a:graphicData uri="http://schemas.openxmlformats.org/drawingml/2006/picture">
                 <pic:pic>
                   <pic:nvPicPr>
-                    <pic:cNvPr id="1" name="diagrama.png"/>
+                    <pic:cNvPr id="1" name="diagrama1.png"/>
                     <pic:cNvPicPr/>
                   </pic:nvPicPr>
                   <pic:blipFill>
-                    <a:blip r:embed="rIdPng">
+                    <a:blip r:embed="rIdPng1">
                       <a:extLst>
                         <a:ext uri="{96DAC541-7B7A-43D3-8B79-37D633B846F1}">
-                          <asvg:svgBlip xmlns:asvg="http://schemas.microsoft.com/office/drawing/2016/SVG/main" r:embed="rIdSvg"/>
+                          <asvg:svgBlip xmlns:asvg="http://schemas.microsoft.com/office/drawing/2016/SVG/main" r:embed="rIdSvg1"/>
                         </a:ext>
                       </a:extLst>
                     </a:blip>
@@ -385,8 +672,17 @@
         <w:pStyle w:val="Caption"/>
       </w:pPr>
       <w:r>
-        <w:t xml:space="preserve">Figura 1. Solicitud de compra (BPMN 2.0). El archivo .bpmn se importa en Bizagi Modeler desde Exportar/Importar → Importar → BPMN.</w:t>
-      </w:r>
+        <w:t xml:space="preserve">Figura 1. Solicitud de compra. El archivo .bpmn se importa en Bizagi Modeler desde Exportar/Importar → Importar → BPMN.</w:t>
+      </w:r>
+    </w:p>
+    <w:p>
+      <w:pPr>
+        <w:sectPr>
+          <w:footerReference w:type="default" r:id="rIdFooter"/>
+          <w:pgSz w:w="16838" w:h="11906" w:orient="landscape"/>
+          <w:pgMar w:top="1134" w:right="1134" w:bottom="1134" w:left="1134" w:header="567" w:footer="567" w:gutter="0"/>
+        </w:sectPr>
+      </w:pPr>
     </w:p>
     <w:p>
       <w:pPr>
@@ -399,17 +695,18 @@
     <w:tbl>
       <w:tblPr>
         <w:tblStyle w:val="Tabla"/>
-        <w:tblW w:w="14570" w:type="dxa"/>
+        <w:tblW w:w="14565" w:type="dxa"/>
         <w:tblLayout w:type="fixed"/>
       </w:tblPr>
       <w:tblGrid>
-        <w:gridCol w:w="558"/>
-        <w:gridCol w:w="2480"/>
-        <w:gridCol w:w="1612"/>
-        <w:gridCol w:w="1736"/>
-        <w:gridCol w:w="1860"/>
-        <w:gridCol w:w="1860"/>
-        <w:gridCol w:w="4464"/>
+        <w:gridCol w:w="539"/>
+        <w:gridCol w:w="2278"/>
+        <w:gridCol w:w="1439"/>
+        <w:gridCol w:w="1558"/>
+        <w:gridCol w:w="1678"/>
+        <w:gridCol w:w="1678"/>
+        <w:gridCol w:w="1558"/>
+        <w:gridCol w:w="3837"/>
       </w:tblGrid>
       <w:tr>
         <w:trPr>
@@ -418,7 +715,7 @@
         </w:trPr>
         <w:tc>
           <w:tcPr>
-            <w:tcW w:w="558" w:type="dxa"/>
+            <w:tcW w:w="539" w:type="dxa"/>
             <w:shd w:val="clear" w:color="auto" w:fill="E8601C"/>
           </w:tcPr>
           <w:p>
@@ -436,7 +733,7 @@
         </w:tc>
         <w:tc>
           <w:tcPr>
-            <w:tcW w:w="2480" w:type="dxa"/>
+            <w:tcW w:w="2278" w:type="dxa"/>
             <w:shd w:val="clear" w:color="auto" w:fill="E8601C"/>
           </w:tcPr>
           <w:p>
@@ -454,7 +751,7 @@
         </w:tc>
         <w:tc>
           <w:tcPr>
-            <w:tcW w:w="1612" w:type="dxa"/>
+            <w:tcW w:w="1439" w:type="dxa"/>
             <w:shd w:val="clear" w:color="auto" w:fill="E8601C"/>
           </w:tcPr>
           <w:p>
@@ -472,7 +769,7 @@
         </w:tc>
         <w:tc>
           <w:tcPr>
-            <w:tcW w:w="1736" w:type="dxa"/>
+            <w:tcW w:w="1558" w:type="dxa"/>
             <w:shd w:val="clear" w:color="auto" w:fill="E8601C"/>
           </w:tcPr>
           <w:p>
@@ -490,7 +787,7 @@
         </w:tc>
         <w:tc>
           <w:tcPr>
-            <w:tcW w:w="1860" w:type="dxa"/>
+            <w:tcW w:w="1678" w:type="dxa"/>
             <w:shd w:val="clear" w:color="auto" w:fill="E8601C"/>
           </w:tcPr>
           <w:p>
@@ -508,7 +805,7 @@
         </w:tc>
         <w:tc>
           <w:tcPr>
-            <w:tcW w:w="1860" w:type="dxa"/>
+            <w:tcW w:w="1678" w:type="dxa"/>
             <w:shd w:val="clear" w:color="auto" w:fill="E8601C"/>
           </w:tcPr>
           <w:p>
@@ -526,7 +823,25 @@
         </w:tc>
         <w:tc>
           <w:tcPr>
-            <w:tcW w:w="4464" w:type="dxa"/>
+            <w:tcW w:w="1558" w:type="dxa"/>
+            <w:shd w:val="clear" w:color="auto" w:fill="E8601C"/>
+          </w:tcPr>
+          <w:p>
+            <w:pPr>
+              <w:pStyle w:val="Celda"/>
+            </w:pPr>
+            <w:r>
+              <w:rPr>
+                <w:b/>
+                <w:color w:val="FFFFFF"/>
+              </w:rPr>
+              <w:t xml:space="preserve">Sistemas</w:t>
+            </w:r>
+          </w:p>
+        </w:tc>
+        <w:tc>
+          <w:tcPr>
+            <w:tcW w:w="3837" w:type="dxa"/>
             <w:shd w:val="clear" w:color="auto" w:fill="E8601C"/>
           </w:tcPr>
           <w:p>
@@ -549,7 +864,7 @@
         </w:trPr>
         <w:tc>
           <w:tcPr>
-            <w:tcW w:w="558" w:type="dxa"/>
+            <w:tcW w:w="539" w:type="dxa"/>
           </w:tcPr>
           <w:p>
             <w:pPr>
@@ -562,7 +877,7 @@
         </w:tc>
         <w:tc>
           <w:tcPr>
-            <w:tcW w:w="2480" w:type="dxa"/>
+            <w:tcW w:w="2278" w:type="dxa"/>
           </w:tcPr>
           <w:p>
             <w:pPr>
@@ -575,7 +890,7 @@
         </w:tc>
         <w:tc>
           <w:tcPr>
-            <w:tcW w:w="1612" w:type="dxa"/>
+            <w:tcW w:w="1439" w:type="dxa"/>
           </w:tcPr>
           <w:p>
             <w:pPr>
@@ -588,7 +903,7 @@
         </w:tc>
         <w:tc>
           <w:tcPr>
-            <w:tcW w:w="1736" w:type="dxa"/>
+            <w:tcW w:w="1558" w:type="dxa"/>
           </w:tcPr>
           <w:p>
             <w:pPr>
@@ -601,33 +916,46 @@
         </w:tc>
         <w:tc>
           <w:tcPr>
-            <w:tcW w:w="1860" w:type="dxa"/>
-          </w:tcPr>
-          <w:p>
-            <w:pPr>
-              <w:pStyle w:val="Celda"/>
-            </w:pPr>
-            <w:r>
-              <w:t xml:space="preserve">—</w:t>
-            </w:r>
-          </w:p>
-        </w:tc>
-        <w:tc>
-          <w:tcPr>
-            <w:tcW w:w="1860" w:type="dxa"/>
-          </w:tcPr>
-          <w:p>
-            <w:pPr>
-              <w:pStyle w:val="Celda"/>
-            </w:pPr>
-            <w:r>
-              <w:t xml:space="preserve">—</w:t>
-            </w:r>
-          </w:p>
-        </w:tc>
-        <w:tc>
-          <w:tcPr>
-            <w:tcW w:w="4464" w:type="dxa"/>
+            <w:tcW w:w="1678" w:type="dxa"/>
+          </w:tcPr>
+          <w:p>
+            <w:pPr>
+              <w:pStyle w:val="Celda"/>
+            </w:pPr>
+            <w:r>
+              <w:t xml:space="preserve">—</w:t>
+            </w:r>
+          </w:p>
+        </w:tc>
+        <w:tc>
+          <w:tcPr>
+            <w:tcW w:w="1678" w:type="dxa"/>
+          </w:tcPr>
+          <w:p>
+            <w:pPr>
+              <w:pStyle w:val="Celda"/>
+            </w:pPr>
+            <w:r>
+              <w:t xml:space="preserve">—</w:t>
+            </w:r>
+          </w:p>
+        </w:tc>
+        <w:tc>
+          <w:tcPr>
+            <w:tcW w:w="1558" w:type="dxa"/>
+          </w:tcPr>
+          <w:p>
+            <w:pPr>
+              <w:pStyle w:val="Celda"/>
+            </w:pPr>
+            <w:r>
+              <w:t xml:space="preserve">—</w:t>
+            </w:r>
+          </w:p>
+        </w:tc>
+        <w:tc>
+          <w:tcPr>
+            <w:tcW w:w="3837" w:type="dxa"/>
           </w:tcPr>
           <w:p>
             <w:pPr>
@@ -645,7 +973,7 @@
         </w:trPr>
         <w:tc>
           <w:tcPr>
-            <w:tcW w:w="558" w:type="dxa"/>
+            <w:tcW w:w="539" w:type="dxa"/>
           </w:tcPr>
           <w:p>
             <w:pPr>
@@ -658,7 +986,7 @@
         </w:tc>
         <w:tc>
           <w:tcPr>
-            <w:tcW w:w="2480" w:type="dxa"/>
+            <w:tcW w:w="2278" w:type="dxa"/>
           </w:tcPr>
           <w:p>
             <w:pPr>
@@ -671,7 +999,7 @@
         </w:tc>
         <w:tc>
           <w:tcPr>
-            <w:tcW w:w="1612" w:type="dxa"/>
+            <w:tcW w:w="1439" w:type="dxa"/>
           </w:tcPr>
           <w:p>
             <w:pPr>
@@ -684,7 +1012,7 @@
         </w:tc>
         <w:tc>
           <w:tcPr>
-            <w:tcW w:w="1736" w:type="dxa"/>
+            <w:tcW w:w="1558" w:type="dxa"/>
           </w:tcPr>
           <w:p>
             <w:pPr>
@@ -697,51 +1025,64 @@
         </w:tc>
         <w:tc>
           <w:tcPr>
-            <w:tcW w:w="1860" w:type="dxa"/>
-          </w:tcPr>
-          <w:p>
-            <w:pPr>
-              <w:pStyle w:val="Celda"/>
-            </w:pPr>
-            <w:r>
-              <w:t xml:space="preserve">—</w:t>
-            </w:r>
-          </w:p>
-        </w:tc>
-        <w:tc>
-          <w:tcPr>
-            <w:tcW w:w="1860" w:type="dxa"/>
-          </w:tcPr>
-          <w:p>
-            <w:pPr>
-              <w:pStyle w:val="Celda"/>
-            </w:pPr>
-            <w:r>
-              <w:t xml:space="preserve">—</w:t>
-            </w:r>
-          </w:p>
-        </w:tc>
-        <w:tc>
-          <w:tcPr>
-            <w:tcW w:w="4464" w:type="dxa"/>
-          </w:tcPr>
-          <w:p>
-            <w:pPr>
-              <w:pStyle w:val="Celda"/>
-            </w:pPr>
-            <w:r>
-              <w:t xml:space="preserve">—</w:t>
-            </w:r>
-          </w:p>
-        </w:tc>
-      </w:tr>
-      <w:tr>
-        <w:trPr>
-          <w:cantSplit/>
-        </w:trPr>
-        <w:tc>
-          <w:tcPr>
-            <w:tcW w:w="558" w:type="dxa"/>
+            <w:tcW w:w="1678" w:type="dxa"/>
+          </w:tcPr>
+          <w:p>
+            <w:pPr>
+              <w:pStyle w:val="Celda"/>
+            </w:pPr>
+            <w:r>
+              <w:t xml:space="preserve">—</w:t>
+            </w:r>
+          </w:p>
+        </w:tc>
+        <w:tc>
+          <w:tcPr>
+            <w:tcW w:w="1678" w:type="dxa"/>
+          </w:tcPr>
+          <w:p>
+            <w:pPr>
+              <w:pStyle w:val="Celda"/>
+            </w:pPr>
+            <w:r>
+              <w:t xml:space="preserve">—</w:t>
+            </w:r>
+          </w:p>
+        </w:tc>
+        <w:tc>
+          <w:tcPr>
+            <w:tcW w:w="1558" w:type="dxa"/>
+          </w:tcPr>
+          <w:p>
+            <w:pPr>
+              <w:pStyle w:val="Celda"/>
+            </w:pPr>
+            <w:r>
+              <w:t xml:space="preserve">—</w:t>
+            </w:r>
+          </w:p>
+        </w:tc>
+        <w:tc>
+          <w:tcPr>
+            <w:tcW w:w="3837" w:type="dxa"/>
+          </w:tcPr>
+          <w:p>
+            <w:pPr>
+              <w:pStyle w:val="Celda"/>
+            </w:pPr>
+            <w:r>
+              <w:t xml:space="preserve">—</w:t>
+            </w:r>
+          </w:p>
+        </w:tc>
+      </w:tr>
+      <w:tr>
+        <w:trPr>
+          <w:cantSplit/>
+        </w:trPr>
+        <w:tc>
+          <w:tcPr>
+            <w:tcW w:w="539" w:type="dxa"/>
           </w:tcPr>
           <w:p>
             <w:pPr>
@@ -754,7 +1095,7 @@
         </w:tc>
         <w:tc>
           <w:tcPr>
-            <w:tcW w:w="2480" w:type="dxa"/>
+            <w:tcW w:w="2278" w:type="dxa"/>
           </w:tcPr>
           <w:p>
             <w:pPr>
@@ -767,7 +1108,7 @@
         </w:tc>
         <w:tc>
           <w:tcPr>
-            <w:tcW w:w="1612" w:type="dxa"/>
+            <w:tcW w:w="1439" w:type="dxa"/>
           </w:tcPr>
           <w:p>
             <w:pPr>
@@ -780,7 +1121,7 @@
         </w:tc>
         <w:tc>
           <w:tcPr>
-            <w:tcW w:w="1736" w:type="dxa"/>
+            <w:tcW w:w="1558" w:type="dxa"/>
           </w:tcPr>
           <w:p>
             <w:pPr>
@@ -793,51 +1134,64 @@
         </w:tc>
         <w:tc>
           <w:tcPr>
-            <w:tcW w:w="1860" w:type="dxa"/>
-          </w:tcPr>
-          <w:p>
-            <w:pPr>
-              <w:pStyle w:val="Celda"/>
-            </w:pPr>
-            <w:r>
-              <w:t xml:space="preserve">—</w:t>
-            </w:r>
-          </w:p>
-        </w:tc>
-        <w:tc>
-          <w:tcPr>
-            <w:tcW w:w="1860" w:type="dxa"/>
-          </w:tcPr>
-          <w:p>
-            <w:pPr>
-              <w:pStyle w:val="Celda"/>
-            </w:pPr>
-            <w:r>
-              <w:t xml:space="preserve">—</w:t>
-            </w:r>
-          </w:p>
-        </w:tc>
-        <w:tc>
-          <w:tcPr>
-            <w:tcW w:w="4464" w:type="dxa"/>
-          </w:tcPr>
-          <w:p>
-            <w:pPr>
-              <w:pStyle w:val="Celda"/>
-            </w:pPr>
-            <w:r>
-              <w:t xml:space="preserve">—</w:t>
-            </w:r>
-          </w:p>
-        </w:tc>
-      </w:tr>
-      <w:tr>
-        <w:trPr>
-          <w:cantSplit/>
-        </w:trPr>
-        <w:tc>
-          <w:tcPr>
-            <w:tcW w:w="558" w:type="dxa"/>
+            <w:tcW w:w="1678" w:type="dxa"/>
+          </w:tcPr>
+          <w:p>
+            <w:pPr>
+              <w:pStyle w:val="Celda"/>
+            </w:pPr>
+            <w:r>
+              <w:t xml:space="preserve">—</w:t>
+            </w:r>
+          </w:p>
+        </w:tc>
+        <w:tc>
+          <w:tcPr>
+            <w:tcW w:w="1678" w:type="dxa"/>
+          </w:tcPr>
+          <w:p>
+            <w:pPr>
+              <w:pStyle w:val="Celda"/>
+            </w:pPr>
+            <w:r>
+              <w:t xml:space="preserve">—</w:t>
+            </w:r>
+          </w:p>
+        </w:tc>
+        <w:tc>
+          <w:tcPr>
+            <w:tcW w:w="1558" w:type="dxa"/>
+          </w:tcPr>
+          <w:p>
+            <w:pPr>
+              <w:pStyle w:val="Celda"/>
+            </w:pPr>
+            <w:r>
+              <w:t xml:space="preserve">—</w:t>
+            </w:r>
+          </w:p>
+        </w:tc>
+        <w:tc>
+          <w:tcPr>
+            <w:tcW w:w="3837" w:type="dxa"/>
+          </w:tcPr>
+          <w:p>
+            <w:pPr>
+              <w:pStyle w:val="Celda"/>
+            </w:pPr>
+            <w:r>
+              <w:t xml:space="preserve">—</w:t>
+            </w:r>
+          </w:p>
+        </w:tc>
+      </w:tr>
+      <w:tr>
+        <w:trPr>
+          <w:cantSplit/>
+        </w:trPr>
+        <w:tc>
+          <w:tcPr>
+            <w:tcW w:w="539" w:type="dxa"/>
           </w:tcPr>
           <w:p>
             <w:pPr>
@@ -850,7 +1204,7 @@
         </w:tc>
         <w:tc>
           <w:tcPr>
-            <w:tcW w:w="2480" w:type="dxa"/>
+            <w:tcW w:w="2278" w:type="dxa"/>
           </w:tcPr>
           <w:p>
             <w:pPr>
@@ -863,7 +1217,7 @@
         </w:tc>
         <w:tc>
           <w:tcPr>
-            <w:tcW w:w="1612" w:type="dxa"/>
+            <w:tcW w:w="1439" w:type="dxa"/>
           </w:tcPr>
           <w:p>
             <w:pPr>
@@ -876,7 +1230,7 @@
         </w:tc>
         <w:tc>
           <w:tcPr>
-            <w:tcW w:w="1736" w:type="dxa"/>
+            <w:tcW w:w="1558" w:type="dxa"/>
           </w:tcPr>
           <w:p>
             <w:pPr>
@@ -889,51 +1243,64 @@
         </w:tc>
         <w:tc>
           <w:tcPr>
-            <w:tcW w:w="1860" w:type="dxa"/>
-          </w:tcPr>
-          <w:p>
-            <w:pPr>
-              <w:pStyle w:val="Celda"/>
-            </w:pPr>
-            <w:r>
-              <w:t xml:space="preserve">—</w:t>
-            </w:r>
-          </w:p>
-        </w:tc>
-        <w:tc>
-          <w:tcPr>
-            <w:tcW w:w="1860" w:type="dxa"/>
-          </w:tcPr>
-          <w:p>
-            <w:pPr>
-              <w:pStyle w:val="Celda"/>
-            </w:pPr>
-            <w:r>
-              <w:t xml:space="preserve">—</w:t>
-            </w:r>
-          </w:p>
-        </w:tc>
-        <w:tc>
-          <w:tcPr>
-            <w:tcW w:w="4464" w:type="dxa"/>
-          </w:tcPr>
-          <w:p>
-            <w:pPr>
-              <w:pStyle w:val="Celda"/>
-            </w:pPr>
-            <w:r>
-              <w:t xml:space="preserve">—</w:t>
-            </w:r>
-          </w:p>
-        </w:tc>
-      </w:tr>
-      <w:tr>
-        <w:trPr>
-          <w:cantSplit/>
-        </w:trPr>
-        <w:tc>
-          <w:tcPr>
-            <w:tcW w:w="558" w:type="dxa"/>
+            <w:tcW w:w="1678" w:type="dxa"/>
+          </w:tcPr>
+          <w:p>
+            <w:pPr>
+              <w:pStyle w:val="Celda"/>
+            </w:pPr>
+            <w:r>
+              <w:t xml:space="preserve">—</w:t>
+            </w:r>
+          </w:p>
+        </w:tc>
+        <w:tc>
+          <w:tcPr>
+            <w:tcW w:w="1678" w:type="dxa"/>
+          </w:tcPr>
+          <w:p>
+            <w:pPr>
+              <w:pStyle w:val="Celda"/>
+            </w:pPr>
+            <w:r>
+              <w:t xml:space="preserve">—</w:t>
+            </w:r>
+          </w:p>
+        </w:tc>
+        <w:tc>
+          <w:tcPr>
+            <w:tcW w:w="1558" w:type="dxa"/>
+          </w:tcPr>
+          <w:p>
+            <w:pPr>
+              <w:pStyle w:val="Celda"/>
+            </w:pPr>
+            <w:r>
+              <w:t xml:space="preserve">—</w:t>
+            </w:r>
+          </w:p>
+        </w:tc>
+        <w:tc>
+          <w:tcPr>
+            <w:tcW w:w="3837" w:type="dxa"/>
+          </w:tcPr>
+          <w:p>
+            <w:pPr>
+              <w:pStyle w:val="Celda"/>
+            </w:pPr>
+            <w:r>
+              <w:t xml:space="preserve">—</w:t>
+            </w:r>
+          </w:p>
+        </w:tc>
+      </w:tr>
+      <w:tr>
+        <w:trPr>
+          <w:cantSplit/>
+        </w:trPr>
+        <w:tc>
+          <w:tcPr>
+            <w:tcW w:w="539" w:type="dxa"/>
           </w:tcPr>
           <w:p>
             <w:pPr>
@@ -946,7 +1313,7 @@
         </w:tc>
         <w:tc>
           <w:tcPr>
-            <w:tcW w:w="2480" w:type="dxa"/>
+            <w:tcW w:w="2278" w:type="dxa"/>
           </w:tcPr>
           <w:p>
             <w:pPr>
@@ -959,7 +1326,7 @@
         </w:tc>
         <w:tc>
           <w:tcPr>
-            <w:tcW w:w="1612" w:type="dxa"/>
+            <w:tcW w:w="1439" w:type="dxa"/>
           </w:tcPr>
           <w:p>
             <w:pPr>
@@ -972,7 +1339,7 @@
         </w:tc>
         <w:tc>
           <w:tcPr>
-            <w:tcW w:w="1736" w:type="dxa"/>
+            <w:tcW w:w="1558" w:type="dxa"/>
           </w:tcPr>
           <w:p>
             <w:pPr>
@@ -985,51 +1352,64 @@
         </w:tc>
         <w:tc>
           <w:tcPr>
-            <w:tcW w:w="1860" w:type="dxa"/>
-          </w:tcPr>
-          <w:p>
-            <w:pPr>
-              <w:pStyle w:val="Celda"/>
-            </w:pPr>
-            <w:r>
-              <w:t xml:space="preserve">—</w:t>
-            </w:r>
-          </w:p>
-        </w:tc>
-        <w:tc>
-          <w:tcPr>
-            <w:tcW w:w="1860" w:type="dxa"/>
-          </w:tcPr>
-          <w:p>
-            <w:pPr>
-              <w:pStyle w:val="Celda"/>
-            </w:pPr>
-            <w:r>
-              <w:t xml:space="preserve">—</w:t>
-            </w:r>
-          </w:p>
-        </w:tc>
-        <w:tc>
-          <w:tcPr>
-            <w:tcW w:w="4464" w:type="dxa"/>
-          </w:tcPr>
-          <w:p>
-            <w:pPr>
-              <w:pStyle w:val="Celda"/>
-            </w:pPr>
-            <w:r>
-              <w:t xml:space="preserve">—</w:t>
-            </w:r>
-          </w:p>
-        </w:tc>
-      </w:tr>
-      <w:tr>
-        <w:trPr>
-          <w:cantSplit/>
-        </w:trPr>
-        <w:tc>
-          <w:tcPr>
-            <w:tcW w:w="558" w:type="dxa"/>
+            <w:tcW w:w="1678" w:type="dxa"/>
+          </w:tcPr>
+          <w:p>
+            <w:pPr>
+              <w:pStyle w:val="Celda"/>
+            </w:pPr>
+            <w:r>
+              <w:t xml:space="preserve">—</w:t>
+            </w:r>
+          </w:p>
+        </w:tc>
+        <w:tc>
+          <w:tcPr>
+            <w:tcW w:w="1678" w:type="dxa"/>
+          </w:tcPr>
+          <w:p>
+            <w:pPr>
+              <w:pStyle w:val="Celda"/>
+            </w:pPr>
+            <w:r>
+              <w:t xml:space="preserve">—</w:t>
+            </w:r>
+          </w:p>
+        </w:tc>
+        <w:tc>
+          <w:tcPr>
+            <w:tcW w:w="1558" w:type="dxa"/>
+          </w:tcPr>
+          <w:p>
+            <w:pPr>
+              <w:pStyle w:val="Celda"/>
+            </w:pPr>
+            <w:r>
+              <w:t xml:space="preserve">—</w:t>
+            </w:r>
+          </w:p>
+        </w:tc>
+        <w:tc>
+          <w:tcPr>
+            <w:tcW w:w="3837" w:type="dxa"/>
+          </w:tcPr>
+          <w:p>
+            <w:pPr>
+              <w:pStyle w:val="Celda"/>
+            </w:pPr>
+            <w:r>
+              <w:t xml:space="preserve">—</w:t>
+            </w:r>
+          </w:p>
+        </w:tc>
+      </w:tr>
+      <w:tr>
+        <w:trPr>
+          <w:cantSplit/>
+        </w:trPr>
+        <w:tc>
+          <w:tcPr>
+            <w:tcW w:w="539" w:type="dxa"/>
           </w:tcPr>
           <w:p>
             <w:pPr>
@@ -1042,7 +1422,7 @@
         </w:tc>
         <w:tc>
           <w:tcPr>
-            <w:tcW w:w="2480" w:type="dxa"/>
+            <w:tcW w:w="2278" w:type="dxa"/>
           </w:tcPr>
           <w:p>
             <w:pPr>
@@ -1055,7 +1435,7 @@
         </w:tc>
         <w:tc>
           <w:tcPr>
-            <w:tcW w:w="1612" w:type="dxa"/>
+            <w:tcW w:w="1439" w:type="dxa"/>
           </w:tcPr>
           <w:p>
             <w:pPr>
@@ -1068,7 +1448,7 @@
         </w:tc>
         <w:tc>
           <w:tcPr>
-            <w:tcW w:w="1736" w:type="dxa"/>
+            <w:tcW w:w="1558" w:type="dxa"/>
           </w:tcPr>
           <w:p>
             <w:pPr>
@@ -1081,51 +1461,64 @@
         </w:tc>
         <w:tc>
           <w:tcPr>
-            <w:tcW w:w="1860" w:type="dxa"/>
-          </w:tcPr>
-          <w:p>
-            <w:pPr>
-              <w:pStyle w:val="Celda"/>
-            </w:pPr>
-            <w:r>
-              <w:t xml:space="preserve">—</w:t>
-            </w:r>
-          </w:p>
-        </w:tc>
-        <w:tc>
-          <w:tcPr>
-            <w:tcW w:w="1860" w:type="dxa"/>
-          </w:tcPr>
-          <w:p>
-            <w:pPr>
-              <w:pStyle w:val="Celda"/>
-            </w:pPr>
-            <w:r>
-              <w:t xml:space="preserve">—</w:t>
-            </w:r>
-          </w:p>
-        </w:tc>
-        <w:tc>
-          <w:tcPr>
-            <w:tcW w:w="4464" w:type="dxa"/>
-          </w:tcPr>
-          <w:p>
-            <w:pPr>
-              <w:pStyle w:val="Celda"/>
-            </w:pPr>
-            <w:r>
-              <w:t xml:space="preserve">—</w:t>
-            </w:r>
-          </w:p>
-        </w:tc>
-      </w:tr>
-      <w:tr>
-        <w:trPr>
-          <w:cantSplit/>
-        </w:trPr>
-        <w:tc>
-          <w:tcPr>
-            <w:tcW w:w="558" w:type="dxa"/>
+            <w:tcW w:w="1678" w:type="dxa"/>
+          </w:tcPr>
+          <w:p>
+            <w:pPr>
+              <w:pStyle w:val="Celda"/>
+            </w:pPr>
+            <w:r>
+              <w:t xml:space="preserve">—</w:t>
+            </w:r>
+          </w:p>
+        </w:tc>
+        <w:tc>
+          <w:tcPr>
+            <w:tcW w:w="1678" w:type="dxa"/>
+          </w:tcPr>
+          <w:p>
+            <w:pPr>
+              <w:pStyle w:val="Celda"/>
+            </w:pPr>
+            <w:r>
+              <w:t xml:space="preserve">—</w:t>
+            </w:r>
+          </w:p>
+        </w:tc>
+        <w:tc>
+          <w:tcPr>
+            <w:tcW w:w="1558" w:type="dxa"/>
+          </w:tcPr>
+          <w:p>
+            <w:pPr>
+              <w:pStyle w:val="Celda"/>
+            </w:pPr>
+            <w:r>
+              <w:t xml:space="preserve">—</w:t>
+            </w:r>
+          </w:p>
+        </w:tc>
+        <w:tc>
+          <w:tcPr>
+            <w:tcW w:w="3837" w:type="dxa"/>
+          </w:tcPr>
+          <w:p>
+            <w:pPr>
+              <w:pStyle w:val="Celda"/>
+            </w:pPr>
+            <w:r>
+              <w:t xml:space="preserve">—</w:t>
+            </w:r>
+          </w:p>
+        </w:tc>
+      </w:tr>
+      <w:tr>
+        <w:trPr>
+          <w:cantSplit/>
+        </w:trPr>
+        <w:tc>
+          <w:tcPr>
+            <w:tcW w:w="539" w:type="dxa"/>
           </w:tcPr>
           <w:p>
             <w:pPr>
@@ -1138,7 +1531,7 @@
         </w:tc>
         <w:tc>
           <w:tcPr>
-            <w:tcW w:w="2480" w:type="dxa"/>
+            <w:tcW w:w="2278" w:type="dxa"/>
           </w:tcPr>
           <w:p>
             <w:pPr>
@@ -1151,7 +1544,7 @@
         </w:tc>
         <w:tc>
           <w:tcPr>
-            <w:tcW w:w="1612" w:type="dxa"/>
+            <w:tcW w:w="1439" w:type="dxa"/>
           </w:tcPr>
           <w:p>
             <w:pPr>
@@ -1164,7 +1557,7 @@
         </w:tc>
         <w:tc>
           <w:tcPr>
-            <w:tcW w:w="1736" w:type="dxa"/>
+            <w:tcW w:w="1558" w:type="dxa"/>
           </w:tcPr>
           <w:p>
             <w:pPr>
@@ -1177,33 +1570,46 @@
         </w:tc>
         <w:tc>
           <w:tcPr>
-            <w:tcW w:w="1860" w:type="dxa"/>
-          </w:tcPr>
-          <w:p>
-            <w:pPr>
-              <w:pStyle w:val="Celda"/>
-            </w:pPr>
-            <w:r>
-              <w:t xml:space="preserve">—</w:t>
-            </w:r>
-          </w:p>
-        </w:tc>
-        <w:tc>
-          <w:tcPr>
-            <w:tcW w:w="1860" w:type="dxa"/>
-          </w:tcPr>
-          <w:p>
-            <w:pPr>
-              <w:pStyle w:val="Celda"/>
-            </w:pPr>
-            <w:r>
-              <w:t xml:space="preserve">—</w:t>
-            </w:r>
-          </w:p>
-        </w:tc>
-        <w:tc>
-          <w:tcPr>
-            <w:tcW w:w="4464" w:type="dxa"/>
+            <w:tcW w:w="1678" w:type="dxa"/>
+          </w:tcPr>
+          <w:p>
+            <w:pPr>
+              <w:pStyle w:val="Celda"/>
+            </w:pPr>
+            <w:r>
+              <w:t xml:space="preserve">—</w:t>
+            </w:r>
+          </w:p>
+        </w:tc>
+        <w:tc>
+          <w:tcPr>
+            <w:tcW w:w="1678" w:type="dxa"/>
+          </w:tcPr>
+          <w:p>
+            <w:pPr>
+              <w:pStyle w:val="Celda"/>
+            </w:pPr>
+            <w:r>
+              <w:t xml:space="preserve">—</w:t>
+            </w:r>
+          </w:p>
+        </w:tc>
+        <w:tc>
+          <w:tcPr>
+            <w:tcW w:w="1558" w:type="dxa"/>
+          </w:tcPr>
+          <w:p>
+            <w:pPr>
+              <w:pStyle w:val="Celda"/>
+            </w:pPr>
+            <w:r>
+              <w:t xml:space="preserve">—</w:t>
+            </w:r>
+          </w:p>
+        </w:tc>
+        <w:tc>
+          <w:tcPr>
+            <w:tcW w:w="3837" w:type="dxa"/>
           </w:tcPr>
           <w:p>
             <w:pPr>
@@ -1233,6 +1639,9 @@
         <w:t xml:space="preserve">• </w:t>
       </w:r>
       <w:r>
+        <w:t xml:space="preserve">Inicio: </w:t>
+      </w:r>
+      <w:r>
         <w:rPr>
           <w:b/>
         </w:rPr>
@@ -1319,7 +1728,7 @@
         <w:t xml:space="preserve">– </w:t>
       </w:r>
       <w:r>
-        <w:t xml:space="preserve">Sí: ir a </w:t>
+        <w:t xml:space="preserve">Sí (por defecto): ir a </w:t>
       </w:r>
       <w:r>
         <w:rPr>
@@ -1393,9 +1802,26 @@
         <w:t xml:space="preserve">• </w:t>
       </w:r>
       <w:r>
+        <w:t xml:space="preserve">Fin: </w:t>
+      </w:r>
+      <w:r>
         <w:rPr>
           <w:b/>
         </w:rPr>
+        <w:t xml:space="preserve">Solicitud rechazada</w:t>
+      </w:r>
+    </w:p>
+    <w:p>
+      <w:pPr>
+        <w:ind w:left="360"/>
+      </w:pPr>
+      <w:r>
+        <w:t xml:space="preserve">• </w:t>
+      </w:r>
+      <w:r>
+        <w:rPr>
+          <w:b/>
+        </w:rPr>
         <w:t xml:space="preserve">Solicitar cotización</w:t>
       </w:r>
       <w:r>
@@ -1416,13 +1842,19 @@
         <w:t xml:space="preserve">• </w:t>
       </w:r>
       <w:r>
-        <w:t xml:space="preserve">Fin: </w:t>
-      </w:r>
-      <w:r>
         <w:rPr>
           <w:b/>
         </w:rPr>
-        <w:t xml:space="preserve">Solicitud rechazada</w:t>
+        <w:t xml:space="preserve">Cotización recibida</w:t>
+      </w:r>
+      <w:r>
+        <w:t xml:space="preserve"> → </w:t>
+      </w:r>
+      <w:r>
+        <w:rPr>
+          <w:i/>
+        </w:rPr>
+        <w:t xml:space="preserve">Emitir orden de compra</w:t>
       </w:r>
     </w:p>
     <w:p>
@@ -1436,7 +1868,7 @@
         <w:rPr>
           <w:b/>
         </w:rPr>
-        <w:t xml:space="preserve">Cotización recibida</w:t>
+        <w:t xml:space="preserve">Emitir orden de compra</w:t>
       </w:r>
       <w:r>
         <w:t xml:space="preserve"> → </w:t>
@@ -1445,7 +1877,7 @@
         <w:rPr>
           <w:i/>
         </w:rPr>
-        <w:t xml:space="preserve">Emitir orden de compra</w:t>
+        <w:t xml:space="preserve">División en paralelo</w:t>
       </w:r>
     </w:p>
     <w:p>
@@ -1459,7 +1891,39 @@
         <w:rPr>
           <w:b/>
         </w:rPr>
-        <w:t xml:space="preserve">Emitir orden de compra</w:t>
+        <w:t xml:space="preserve">División en paralelo</w:t>
+      </w:r>
+      <w:r>
+        <w:t xml:space="preserve">: en paralelo </w:t>
+      </w:r>
+      <w:r>
+        <w:rPr>
+          <w:i/>
+        </w:rPr>
+        <w:t xml:space="preserve">Recibir bien</w:t>
+      </w:r>
+      <w:r>
+        <w:t xml:space="preserve"> y </w:t>
+      </w:r>
+      <w:r>
+        <w:rPr>
+          <w:i/>
+        </w:rPr>
+        <w:t xml:space="preserve">Programar pago</w:t>
+      </w:r>
+    </w:p>
+    <w:p>
+      <w:pPr>
+        <w:ind w:left="360"/>
+      </w:pPr>
+      <w:r>
+        <w:t xml:space="preserve">• </w:t>
+      </w:r>
+      <w:r>
+        <w:rPr>
+          <w:b/>
+        </w:rPr>
+        <w:t xml:space="preserve">Recibir bien</w:t>
       </w:r>
       <w:r>
         <w:t xml:space="preserve"> → </w:t>
@@ -1468,7 +1932,7 @@
         <w:rPr>
           <w:i/>
         </w:rPr>
-        <w:t xml:space="preserve">par1</w:t>
+        <w:t xml:space="preserve">Compra completada</w:t>
       </w:r>
     </w:p>
     <w:p>
@@ -1482,104 +1946,7 @@
         <w:rPr>
           <w:b/>
         </w:rPr>
-        <w:t xml:space="preserve">par1</w:t>
-      </w:r>
-      <w:r>
-        <w:t xml:space="preserve"> (decisión)</w:t>
-      </w:r>
-    </w:p>
-    <w:p>
-      <w:pPr>
-        <w:ind w:left="760"/>
-      </w:pPr>
-      <w:r>
-        <w:t xml:space="preserve">– </w:t>
-      </w:r>
-      <w:r>
-        <w:t xml:space="preserve">→: ir a </w:t>
-      </w:r>
-      <w:r>
-        <w:rPr>
-          <w:i/>
-        </w:rPr>
-        <w:t xml:space="preserve">Recibir bien</w:t>
-      </w:r>
-    </w:p>
-    <w:p>
-      <w:pPr>
-        <w:ind w:left="760"/>
-      </w:pPr>
-      <w:r>
-        <w:t xml:space="preserve">– </w:t>
-      </w:r>
-      <w:r>
-        <w:t xml:space="preserve">→: ir a </w:t>
-      </w:r>
-      <w:r>
-        <w:rPr>
-          <w:i/>
-        </w:rPr>
         <w:t xml:space="preserve">Programar pago</w:t>
-      </w:r>
-    </w:p>
-    <w:p>
-      <w:pPr>
-        <w:ind w:left="360"/>
-      </w:pPr>
-      <w:r>
-        <w:t xml:space="preserve">• </w:t>
-      </w:r>
-      <w:r>
-        <w:rPr>
-          <w:b/>
-        </w:rPr>
-        <w:t xml:space="preserve">Recibir bien</w:t>
-      </w:r>
-      <w:r>
-        <w:t xml:space="preserve"> → </w:t>
-      </w:r>
-      <w:r>
-        <w:rPr>
-          <w:i/>
-        </w:rPr>
-        <w:t xml:space="preserve">par2</w:t>
-      </w:r>
-    </w:p>
-    <w:p>
-      <w:pPr>
-        <w:ind w:left="360"/>
-      </w:pPr>
-      <w:r>
-        <w:t xml:space="preserve">• </w:t>
-      </w:r>
-      <w:r>
-        <w:rPr>
-          <w:b/>
-        </w:rPr>
-        <w:t xml:space="preserve">Programar pago</w:t>
-      </w:r>
-      <w:r>
-        <w:t xml:space="preserve"> → </w:t>
-      </w:r>
-      <w:r>
-        <w:rPr>
-          <w:i/>
-        </w:rPr>
-        <w:t xml:space="preserve">par2</w:t>
-      </w:r>
-    </w:p>
-    <w:p>
-      <w:pPr>
-        <w:ind w:left="360"/>
-      </w:pPr>
-      <w:r>
-        <w:t xml:space="preserve">• </w:t>
-      </w:r>
-      <w:r>
-        <w:rPr>
-          <w:b/>
-        </w:rPr>
-        <w:t xml:space="preserve">par2</w:t>
       </w:r>
       <w:r>
         <w:t xml:space="preserve"> → </w:t>
@@ -1745,7 +2112,7 @@
               <w:pStyle w:val="Celda"/>
             </w:pPr>
             <w:r>
-              <w:t xml:space="preserve">Sí</w:t>
+              <w:t xml:space="preserve">Sí (por defecto)</w:t>
             </w:r>
           </w:p>
         </w:tc>
@@ -1873,120 +2240,6 @@
             </w:pPr>
             <w:r>
               <w:t xml:space="preserve">Solicitud rechazada</w:t>
-            </w:r>
-          </w:p>
-        </w:tc>
-      </w:tr>
-      <w:tr>
-        <w:trPr>
-          <w:cantSplit/>
-        </w:trPr>
-        <w:tc>
-          <w:tcPr>
-            <w:tcW w:w="3642" w:type="dxa"/>
-          </w:tcPr>
-          <w:p>
-            <w:pPr>
-              <w:pStyle w:val="Celda"/>
-            </w:pPr>
-            <w:r>
-              <w:t xml:space="preserve">par1</w:t>
-            </w:r>
-          </w:p>
-        </w:tc>
-        <w:tc>
-          <w:tcPr>
-            <w:tcW w:w="2731" w:type="dxa"/>
-          </w:tcPr>
-          <w:p>
-            <w:pPr>
-              <w:pStyle w:val="Celda"/>
-            </w:pPr>
-            <w:r>
-              <w:t xml:space="preserve">Compras</w:t>
-            </w:r>
-          </w:p>
-        </w:tc>
-        <w:tc>
-          <w:tcPr>
-            <w:tcW w:w="4553" w:type="dxa"/>
-          </w:tcPr>
-          <w:p>
-            <w:pPr>
-              <w:pStyle w:val="Celda"/>
-            </w:pPr>
-            <w:r>
-              <w:t xml:space="preserve">—</w:t>
-            </w:r>
-          </w:p>
-        </w:tc>
-        <w:tc>
-          <w:tcPr>
-            <w:tcW w:w="3642" w:type="dxa"/>
-          </w:tcPr>
-          <w:p>
-            <w:pPr>
-              <w:pStyle w:val="Celda"/>
-            </w:pPr>
-            <w:r>
-              <w:t xml:space="preserve">Recibir bien</w:t>
-            </w:r>
-          </w:p>
-        </w:tc>
-      </w:tr>
-      <w:tr>
-        <w:trPr>
-          <w:cantSplit/>
-        </w:trPr>
-        <w:tc>
-          <w:tcPr>
-            <w:tcW w:w="3642" w:type="dxa"/>
-          </w:tcPr>
-          <w:p>
-            <w:pPr>
-              <w:pStyle w:val="Celda"/>
-            </w:pPr>
-            <w:r>
-              <w:t xml:space="preserve">par1</w:t>
-            </w:r>
-          </w:p>
-        </w:tc>
-        <w:tc>
-          <w:tcPr>
-            <w:tcW w:w="2731" w:type="dxa"/>
-          </w:tcPr>
-          <w:p>
-            <w:pPr>
-              <w:pStyle w:val="Celda"/>
-            </w:pPr>
-            <w:r>
-              <w:t xml:space="preserve">Compras</w:t>
-            </w:r>
-          </w:p>
-        </w:tc>
-        <w:tc>
-          <w:tcPr>
-            <w:tcW w:w="4553" w:type="dxa"/>
-          </w:tcPr>
-          <w:p>
-            <w:pPr>
-              <w:pStyle w:val="Celda"/>
-            </w:pPr>
-            <w:r>
-              <w:t xml:space="preserve">—</w:t>
-            </w:r>
-          </w:p>
-        </w:tc>
-        <w:tc>
-          <w:tcPr>
-            <w:tcW w:w="3642" w:type="dxa"/>
-          </w:tcPr>
-          <w:p>
-            <w:pPr>
-              <w:pStyle w:val="Celda"/>
-            </w:pPr>
-            <w:r>
-              <w:t xml:space="preserve">Programar pago</w:t>
             </w:r>
           </w:p>
         </w:tc>

--- a/docs/solicitud-compra.docx
+++ b/docs/solicitud-compra.docx
@@ -626,15 +626,15 @@
       </w:pPr>
       <w:r>
         <w:drawing>
-          <wp:inline distT="0" distB="0" distL="0" distR="0">
+          <wp:inline xmlns:wp="http://schemas.openxmlformats.org/drawingml/2006/wordprocessingDrawing" distT="0" distB="0" distL="0" distR="0">
             <wp:extent cx="9251950" cy="3542457"/>
             <wp:docPr id="1" name="Diagrama 1" descr="Diagrama BPMN del proceso Solicitud de compra"/>
             <wp:cNvGraphicFramePr>
-              <a:graphicFrameLocks noChangeAspect="1"/>
+              <a:graphicFrameLocks xmlns:a="http://schemas.openxmlformats.org/drawingml/2006/main" noChangeAspect="1"/>
             </wp:cNvGraphicFramePr>
-            <a:graphic>
+            <a:graphic xmlns:a="http://schemas.openxmlformats.org/drawingml/2006/main">
               <a:graphicData uri="http://schemas.openxmlformats.org/drawingml/2006/picture">
-                <pic:pic>
+                <pic:pic xmlns:pic="http://schemas.openxmlformats.org/drawingml/2006/picture">
                   <pic:nvPicPr>
                     <pic:cNvPr id="1" name="diagrama1.png"/>
                     <pic:cNvPicPr/>
